--- a/00-首页/题组Word/习题书/学生版-打印版/第三篇-有机化学/12-高分子化学.docx
+++ b/00-首页/题组Word/习题书/学生版-打印版/第三篇-有机化学/12-高分子化学.docx
@@ -2,7 +2,7 @@
 <file path=word/document.xml><?xml version="1.0" encoding="utf-8"?>
 <w:document xmlns:w="http://schemas.openxmlformats.org/wordprocessingml/2006/main" xmlns:m="http://schemas.openxmlformats.org/officeDocument/2006/math" xmlns:r="http://schemas.openxmlformats.org/officeDocument/2006/relationships" xmlns:o="urn:schemas-microsoft-com:office:office" xmlns:v="urn:schemas-microsoft-com:vml" xmlns:w10="urn:schemas-microsoft-com:office:word" xmlns:a="http://schemas.openxmlformats.org/drawingml/2006/main" xmlns:pic="http://schemas.openxmlformats.org/drawingml/2006/picture" xmlns:wp="http://schemas.openxmlformats.org/drawingml/2006/wordprocessingDrawing">
   <w:body>
-    <w:bookmarkStart w:id="30" w:name="第-12-章-高分子化学"/>
+    <w:bookmarkStart w:id="34" w:name="第-12-章-高分子化学"/>
     <w:p>
       <w:pPr>
         <w:pStyle w:val="Heading1"/>
@@ -2500,7 +2500,1484 @@
       </w:r>
     </w:p>
     <w:bookmarkEnd w:id="29"/>
-    <w:bookmarkEnd w:id="30"/>
+    <w:bookmarkStart w:id="33" w:name="化学能力测试-ch9a-9-阶式聚合分子自组装"/>
+    <w:p>
+      <w:pPr>
+        <w:pStyle w:val="Heading2"/>
+        <w:spacing w:before="280" w:after="80"/>
+        <w:keepNext/>
+      </w:pPr>
+      <w:r>
+        <w:rPr>
+          <w:rFonts w:ascii="Times New Roman" w:hAnsi="Times New Roman" w:eastAsia="Times New Roman" w:cs="Times New Roman"/>
+        </w:rPr>
+        <w:t xml:space="preserve">12.4 </w:t>
+      </w:r>
+      <w:r>
+        <w:rPr>
+          <w:rFonts w:hint="eastAsia" w:ascii="Times New Roman" w:hAnsi="Times New Roman" w:eastAsia="SimHei" w:cs="Times New Roman"/>
+        </w:rPr>
+        <w:t>化学能力测试</w:t>
+      </w:r>
+      <w:r>
+        <w:rPr>
+          <w:rFonts w:hint="eastAsia" w:ascii="Times New Roman" w:hAnsi="Times New Roman" w:eastAsia="Times New Roman" w:cs="Times New Roman"/>
+        </w:rPr>
+        <w:t>-Ch9A-9-</w:t>
+      </w:r>
+      <w:r>
+        <w:rPr>
+          <w:rFonts w:hint="eastAsia" w:ascii="Times New Roman" w:hAnsi="Times New Roman" w:eastAsia="SimHei" w:cs="Times New Roman"/>
+        </w:rPr>
+        <w:t>阶式聚合分子自组装</w:t>
+      </w:r>
+    </w:p>
+    <w:p>
+      <w:pPr>
+        <w:pStyle w:val="FirstParagraph"/>
+      </w:pPr>
+      <w:r>
+        <w:rPr>
+          <w:rFonts w:hint="eastAsia" w:ascii="Times New Roman" w:hAnsi="Times New Roman" w:eastAsia="FangSong" w:cs="Times New Roman"/>
+        </w:rPr>
+        <w:t>阶式聚合是分子自组装的方式之一</w:t>
+      </w:r>
+      <w:r>
+        <w:rPr>
+          <w:rFonts w:hint="eastAsia" w:ascii="Times New Roman" w:hAnsi="Times New Roman" w:eastAsia="Times New Roman" w:cs="Times New Roman"/>
+        </w:rPr>
+        <w:t>：</w:t>
+      </w:r>
+      <w:r>
+        <w:rPr>
+          <w:rFonts w:hint="eastAsia" w:ascii="Times New Roman" w:hAnsi="Times New Roman" w:eastAsia="FangSong" w:cs="Times New Roman"/>
+        </w:rPr>
+        <w:t>其基本过程是</w:t>
+      </w:r>
+      <w:r>
+        <w:rPr>
+          <w:rFonts w:hint="eastAsia" w:ascii="Times New Roman" w:hAnsi="Times New Roman" w:eastAsia="Times New Roman" w:cs="Times New Roman"/>
+        </w:rPr>
+        <w:t>，</w:t>
+      </w:r>
+      <w:r>
+        <w:rPr>
+          <w:rFonts w:hint="eastAsia" w:ascii="Times New Roman" w:hAnsi="Times New Roman" w:eastAsia="FangSong" w:cs="Times New Roman"/>
+        </w:rPr>
+        <w:t>把阶式构件逐级连接到核心构件上</w:t>
+      </w:r>
+      <w:r>
+        <w:rPr>
+          <w:rFonts w:hint="eastAsia" w:ascii="Times New Roman" w:hAnsi="Times New Roman" w:eastAsia="Times New Roman" w:cs="Times New Roman"/>
+        </w:rPr>
+        <w:t>，</w:t>
+      </w:r>
+      <w:r>
+        <w:rPr>
+          <w:rFonts w:hint="eastAsia" w:ascii="Times New Roman" w:hAnsi="Times New Roman" w:eastAsia="FangSong" w:cs="Times New Roman"/>
+        </w:rPr>
+        <w:t>获得具有一定结构</w:t>
+      </w:r>
+      <w:r>
+        <w:rPr>
+          <w:rFonts w:hint="eastAsia" w:ascii="Times New Roman" w:hAnsi="Times New Roman" w:eastAsia="Times New Roman" w:cs="Times New Roman"/>
+        </w:rPr>
+        <w:t>、</w:t>
+      </w:r>
+      <w:r>
+        <w:rPr>
+          <w:rFonts w:hint="eastAsia" w:ascii="Times New Roman" w:hAnsi="Times New Roman" w:eastAsia="FangSong" w:cs="Times New Roman"/>
+        </w:rPr>
+        <w:t>单一分子量的高分子</w:t>
+      </w:r>
+      <w:r>
+        <w:rPr>
+          <w:rFonts w:hint="eastAsia" w:ascii="Times New Roman" w:hAnsi="Times New Roman" w:eastAsia="Times New Roman" w:cs="Times New Roman"/>
+        </w:rPr>
+        <w:t>。</w:t>
+      </w:r>
+      <w:r>
+        <w:rPr>
+          <w:rFonts w:hint="eastAsia" w:ascii="Times New Roman" w:hAnsi="Times New Roman" w:eastAsia="FangSong" w:cs="Times New Roman"/>
+        </w:rPr>
+        <w:t>核心构件可以是单官能团或多官能团</w:t>
+      </w:r>
+      <w:r>
+        <w:rPr>
+          <w:rFonts w:hint="eastAsia" w:ascii="Times New Roman" w:hAnsi="Times New Roman" w:eastAsia="Times New Roman" w:cs="Times New Roman"/>
+        </w:rPr>
+        <w:t>（</w:t>
+      </w:r>
+      <w:r>
+        <w:rPr>
+          <w:rFonts w:hint="eastAsia" w:ascii="Times New Roman" w:hAnsi="Times New Roman" w:eastAsia="FangSong" w:cs="Times New Roman"/>
+        </w:rPr>
+        <w:t>必须完全等价</w:t>
+      </w:r>
+      <w:r>
+        <w:rPr>
+          <w:rFonts w:hint="eastAsia" w:ascii="Times New Roman" w:hAnsi="Times New Roman" w:eastAsia="Times New Roman" w:cs="Times New Roman"/>
+        </w:rPr>
+        <w:t>）</w:t>
+      </w:r>
+      <w:r>
+        <w:rPr>
+          <w:rFonts w:hint="eastAsia" w:ascii="Times New Roman" w:hAnsi="Times New Roman" w:eastAsia="FangSong" w:cs="Times New Roman"/>
+        </w:rPr>
+        <w:t>的小分子</w:t>
+      </w:r>
+      <w:r>
+        <w:rPr>
+          <w:rFonts w:hint="eastAsia" w:ascii="Times New Roman" w:hAnsi="Times New Roman" w:eastAsia="Times New Roman" w:cs="Times New Roman"/>
+        </w:rPr>
+        <w:t>；</w:t>
+      </w:r>
+      <w:r>
+        <w:rPr>
+          <w:rFonts w:hint="eastAsia" w:ascii="Times New Roman" w:hAnsi="Times New Roman" w:eastAsia="FangSong" w:cs="Times New Roman"/>
+        </w:rPr>
+        <w:t>阶式构件是具备以下特点的小分子</w:t>
+      </w:r>
+      <w:r>
+        <w:rPr>
+          <w:rFonts w:hint="eastAsia" w:ascii="Times New Roman" w:hAnsi="Times New Roman" w:eastAsia="Times New Roman" w:cs="Times New Roman"/>
+        </w:rPr>
+        <w:t>：</w:t>
+      </w:r>
+      <w:r>
+        <w:rPr>
+          <w:rFonts w:hint="eastAsia" w:ascii="Times New Roman" w:hAnsi="Times New Roman" w:eastAsia="FangSong" w:cs="Times New Roman"/>
+        </w:rPr>
+        <w:t>含有一个</w:t>
+      </w:r>
+      <w:r>
+        <w:rPr>
+          <w:rFonts w:hint="eastAsia" w:ascii="Times New Roman" w:hAnsi="Times New Roman" w:eastAsia="Times New Roman" w:cs="Times New Roman"/>
+        </w:rPr>
+        <w:t>（</w:t>
+      </w:r>
+      <w:r>
+        <w:rPr>
+          <w:rFonts w:hint="eastAsia" w:ascii="Times New Roman" w:hAnsi="Times New Roman" w:eastAsia="FangSong" w:cs="Times New Roman"/>
+        </w:rPr>
+        <w:t>只有一个</w:t>
+      </w:r>
+      <w:r>
+        <w:rPr>
+          <w:rFonts w:hint="eastAsia" w:ascii="Times New Roman" w:hAnsi="Times New Roman" w:eastAsia="Times New Roman" w:cs="Times New Roman"/>
+        </w:rPr>
+        <w:t>）</w:t>
+      </w:r>
+      <w:r>
+        <w:rPr>
+          <w:rFonts w:hint="eastAsia" w:ascii="Times New Roman" w:hAnsi="Times New Roman" w:eastAsia="FangSong" w:cs="Times New Roman"/>
+        </w:rPr>
+        <w:t>可与核心构件缩合的官能团</w:t>
+      </w:r>
+      <w:r>
+        <w:rPr>
+          <w:rFonts w:hint="eastAsia" w:ascii="Times New Roman" w:hAnsi="Times New Roman" w:eastAsia="Times New Roman" w:cs="Times New Roman"/>
+        </w:rPr>
+        <w:t>，</w:t>
+      </w:r>
+      <w:r>
+        <w:rPr>
+          <w:rFonts w:hint="eastAsia" w:ascii="Times New Roman" w:hAnsi="Times New Roman" w:eastAsia="FangSong" w:cs="Times New Roman"/>
+        </w:rPr>
+        <w:t>同时含有一个或多个完全等价的可以转化成跟核心构件相同官能团的基团</w:t>
+      </w:r>
+      <w:r>
+        <w:rPr>
+          <w:rFonts w:hint="eastAsia" w:ascii="Times New Roman" w:hAnsi="Times New Roman" w:eastAsia="Times New Roman" w:cs="Times New Roman"/>
+        </w:rPr>
+        <w:t>。</w:t>
+      </w:r>
+      <w:r>
+        <w:rPr>
+          <w:rFonts w:hint="eastAsia" w:ascii="Times New Roman" w:hAnsi="Times New Roman" w:eastAsia="FangSong" w:cs="Times New Roman"/>
+        </w:rPr>
+        <w:t>如</w:t>
+      </w:r>
+      <w:r>
+        <w:rPr>
+          <w:rFonts w:hint="eastAsia" w:ascii="Times New Roman" w:hAnsi="Times New Roman" w:eastAsia="Times New Roman" w:cs="Times New Roman"/>
+        </w:rPr>
+        <w:t>：</w:t>
+      </w:r>
+      <w:r>
+        <w:rPr>
+          <w:rFonts w:hint="eastAsia" w:ascii="Times New Roman" w:hAnsi="Times New Roman" w:eastAsia="FangSong" w:cs="Times New Roman"/>
+        </w:rPr>
+        <w:t>一元醇</w:t>
+      </w:r>
+      <w:r>
+        <w:rPr>
+          <w:rFonts w:ascii="Times New Roman" w:hAnsi="Times New Roman" w:eastAsia="Times New Roman" w:cs="Times New Roman"/>
+        </w:rPr>
+        <w:t xml:space="preserve"> ROH </w:t>
+      </w:r>
+      <w:r>
+        <w:rPr>
+          <w:rFonts w:hint="eastAsia" w:ascii="Times New Roman" w:hAnsi="Times New Roman" w:eastAsia="FangSong" w:cs="Times New Roman"/>
+        </w:rPr>
+        <w:t>可以用作制备核心构件</w:t>
+      </w:r>
+      <w:r>
+        <w:rPr>
+          <w:rFonts w:hint="eastAsia" w:ascii="Times New Roman" w:hAnsi="Times New Roman" w:eastAsia="Times New Roman" w:cs="Times New Roman"/>
+        </w:rPr>
+        <w:t>，3-</w:t>
+      </w:r>
+      <w:r>
+        <w:rPr>
+          <w:rFonts w:hint="eastAsia" w:ascii="Times New Roman" w:hAnsi="Times New Roman" w:eastAsia="FangSong" w:cs="Times New Roman"/>
+        </w:rPr>
+        <w:t>氨基丙腈</w:t>
+      </w:r>
+      <w:r>
+        <w:rPr>
+          <w:rFonts w:ascii="Times New Roman" w:hAnsi="Times New Roman" w:eastAsia="Times New Roman" w:cs="Times New Roman"/>
+        </w:rPr>
+        <w:t xml:space="preserve"> H</w:t>
+      </w:r>
+      <w:r>
+        <w:rPr>
+          <w:rFonts w:ascii="Times New Roman" w:hAnsi="Times New Roman" w:eastAsia="Times New Roman" w:cs="Times New Roman"/>
+          <w:vertAlign w:val="subscript"/>
+        </w:rPr>
+        <w:t>2</w:t>
+      </w:r>
+      <w:r>
+        <w:rPr>
+          <w:rFonts w:ascii="Times New Roman" w:hAnsi="Times New Roman" w:eastAsia="Times New Roman" w:cs="Times New Roman"/>
+        </w:rPr>
+        <w:t>NCH</w:t>
+      </w:r>
+      <w:r>
+        <w:rPr>
+          <w:rFonts w:ascii="Times New Roman" w:hAnsi="Times New Roman" w:eastAsia="Times New Roman" w:cs="Times New Roman"/>
+          <w:vertAlign w:val="subscript"/>
+        </w:rPr>
+        <w:t>2</w:t>
+      </w:r>
+      <w:r>
+        <w:rPr>
+          <w:rFonts w:ascii="Times New Roman" w:hAnsi="Times New Roman" w:eastAsia="Times New Roman" w:cs="Times New Roman"/>
+        </w:rPr>
+        <w:t>CH</w:t>
+      </w:r>
+      <w:r>
+        <w:rPr>
+          <w:rFonts w:ascii="Times New Roman" w:hAnsi="Times New Roman" w:eastAsia="Times New Roman" w:cs="Times New Roman"/>
+          <w:vertAlign w:val="subscript"/>
+        </w:rPr>
+        <w:t>2</w:t>
+      </w:r>
+      <w:r>
+        <w:rPr>
+          <w:rFonts w:ascii="Times New Roman" w:hAnsi="Times New Roman" w:eastAsia="Times New Roman" w:cs="Times New Roman"/>
+        </w:rPr>
+        <w:t xml:space="preserve">CN </w:t>
+      </w:r>
+      <w:r>
+        <w:rPr>
+          <w:rFonts w:hint="eastAsia" w:ascii="Times New Roman" w:hAnsi="Times New Roman" w:eastAsia="FangSong" w:cs="Times New Roman"/>
+        </w:rPr>
+        <w:t>可以作为阶式构件</w:t>
+      </w:r>
+      <w:r>
+        <w:rPr>
+          <w:rFonts w:hint="eastAsia" w:ascii="Times New Roman" w:hAnsi="Times New Roman" w:eastAsia="Times New Roman" w:cs="Times New Roman"/>
+        </w:rPr>
+        <w:t>。</w:t>
+      </w:r>
+      <w:r>
+        <w:rPr>
+          <w:rFonts w:hint="eastAsia" w:ascii="Times New Roman" w:hAnsi="Times New Roman" w:eastAsia="FangSong" w:cs="Times New Roman"/>
+        </w:rPr>
+        <w:t>核心构件的制备及阶式聚合反应示意如下</w:t>
+      </w:r>
+      <w:r>
+        <w:rPr>
+          <w:rFonts w:hint="eastAsia" w:ascii="Times New Roman" w:hAnsi="Times New Roman" w:eastAsia="Times New Roman" w:cs="Times New Roman"/>
+        </w:rPr>
+        <w:t>：</w:t>
+      </w:r>
+    </w:p>
+    <w:p>
+      <w:pPr>
+        <w:pStyle w:val="BodyText"/>
+      </w:pPr>
+      <w:r>
+        <w:rPr>
+          <w:rFonts w:ascii="Times New Roman" w:hAnsi="Times New Roman" w:eastAsia="Times New Roman" w:cs="Times New Roman"/>
+        </w:rPr>
+        <w:t xml:space="preserve">① ROH + </w:t>
+      </w:r>
+      <w:r>
+        <w:rPr>
+          <w:rFonts w:hint="eastAsia" w:ascii="Times New Roman" w:hAnsi="Times New Roman" w:eastAsia="Times New Roman" w:cs="Times New Roman"/>
+        </w:rPr>
+        <w:t>CH</w:t>
+      </w:r>
+      <w:r>
+        <w:rPr>
+          <w:rFonts w:hint="eastAsia" w:ascii="Times New Roman" w:hAnsi="Times New Roman" w:eastAsia="Times New Roman" w:cs="Times New Roman"/>
+          <w:vertAlign w:val="subscript"/>
+        </w:rPr>
+        <w:t>2</w:t>
+      </w:r>
+      <w:r>
+        <w:rPr>
+          <w:rFonts w:hint="eastAsia" w:ascii="Times New Roman" w:hAnsi="Times New Roman" w:eastAsia="Times New Roman" w:cs="Times New Roman"/>
+        </w:rPr>
+        <w:t>＝CHCN</w:t>
+      </w:r>
+      <w:r>
+        <w:rPr>
+          <w:rFonts w:ascii="Times New Roman" w:hAnsi="Times New Roman" w:eastAsia="Times New Roman" w:cs="Times New Roman"/>
+        </w:rPr>
+        <w:t xml:space="preserve"> → ROCH</w:t>
+      </w:r>
+      <w:r>
+        <w:rPr>
+          <w:rFonts w:ascii="Times New Roman" w:hAnsi="Times New Roman" w:eastAsia="Times New Roman" w:cs="Times New Roman"/>
+          <w:vertAlign w:val="subscript"/>
+        </w:rPr>
+        <w:t>2</w:t>
+      </w:r>
+      <w:r>
+        <w:rPr>
+          <w:rFonts w:ascii="Times New Roman" w:hAnsi="Times New Roman" w:eastAsia="Times New Roman" w:cs="Times New Roman"/>
+        </w:rPr>
+        <w:t>CH</w:t>
+      </w:r>
+      <w:r>
+        <w:rPr>
+          <w:rFonts w:ascii="Times New Roman" w:hAnsi="Times New Roman" w:eastAsia="Times New Roman" w:cs="Times New Roman"/>
+          <w:vertAlign w:val="subscript"/>
+        </w:rPr>
+        <w:t>2</w:t>
+      </w:r>
+      <w:r>
+        <w:rPr>
+          <w:rFonts w:ascii="Times New Roman" w:hAnsi="Times New Roman" w:eastAsia="Times New Roman" w:cs="Times New Roman"/>
+        </w:rPr>
+        <w:t>CN → ROCH</w:t>
+      </w:r>
+      <w:r>
+        <w:rPr>
+          <w:rFonts w:ascii="Times New Roman" w:hAnsi="Times New Roman" w:eastAsia="Times New Roman" w:cs="Times New Roman"/>
+          <w:vertAlign w:val="subscript"/>
+        </w:rPr>
+        <w:t>2</w:t>
+      </w:r>
+      <w:r>
+        <w:rPr>
+          <w:rFonts w:ascii="Times New Roman" w:hAnsi="Times New Roman" w:eastAsia="Times New Roman" w:cs="Times New Roman"/>
+        </w:rPr>
+        <w:t>CH</w:t>
+      </w:r>
+      <w:r>
+        <w:rPr>
+          <w:rFonts w:ascii="Times New Roman" w:hAnsi="Times New Roman" w:eastAsia="Times New Roman" w:cs="Times New Roman"/>
+          <w:vertAlign w:val="subscript"/>
+        </w:rPr>
+        <w:t>2</w:t>
+      </w:r>
+      <w:r>
+        <w:rPr>
+          <w:rFonts w:ascii="Times New Roman" w:hAnsi="Times New Roman" w:eastAsia="Times New Roman" w:cs="Times New Roman"/>
+        </w:rPr>
+        <w:t>COOH → ROCH</w:t>
+      </w:r>
+      <w:r>
+        <w:rPr>
+          <w:rFonts w:ascii="Times New Roman" w:hAnsi="Times New Roman" w:eastAsia="Times New Roman" w:cs="Times New Roman"/>
+          <w:vertAlign w:val="subscript"/>
+        </w:rPr>
+        <w:t>2</w:t>
+      </w:r>
+      <w:r>
+        <w:rPr>
+          <w:rFonts w:ascii="Times New Roman" w:hAnsi="Times New Roman" w:eastAsia="Times New Roman" w:cs="Times New Roman"/>
+        </w:rPr>
+        <w:t>CH</w:t>
+      </w:r>
+      <w:r>
+        <w:rPr>
+          <w:rFonts w:ascii="Times New Roman" w:hAnsi="Times New Roman" w:eastAsia="Times New Roman" w:cs="Times New Roman"/>
+          <w:vertAlign w:val="subscript"/>
+        </w:rPr>
+        <w:t>2</w:t>
+      </w:r>
+      <w:r>
+        <w:rPr>
+          <w:rFonts w:ascii="Times New Roman" w:hAnsi="Times New Roman" w:eastAsia="Times New Roman" w:cs="Times New Roman"/>
+        </w:rPr>
+        <w:t>COCl</w:t>
+      </w:r>
+      <w:r>
+        <w:rPr>
+          <w:rFonts w:ascii="Times New Roman" w:hAnsi="Times New Roman" w:eastAsia="Times New Roman" w:cs="Times New Roman"/>
+        </w:rPr>
+        <w:t xml:space="preserve"> </w:t>
+      </w:r>
+      <w:r>
+        <w:rPr>
+          <w:rFonts w:ascii="Times New Roman" w:hAnsi="Times New Roman" w:eastAsia="Times New Roman" w:cs="Times New Roman"/>
+        </w:rPr>
+        <w:t>② ROCH</w:t>
+      </w:r>
+      <w:r>
+        <w:rPr>
+          <w:rFonts w:ascii="Times New Roman" w:hAnsi="Times New Roman" w:eastAsia="Times New Roman" w:cs="Times New Roman"/>
+          <w:vertAlign w:val="subscript"/>
+        </w:rPr>
+        <w:t>2</w:t>
+      </w:r>
+      <w:r>
+        <w:rPr>
+          <w:rFonts w:ascii="Times New Roman" w:hAnsi="Times New Roman" w:eastAsia="Times New Roman" w:cs="Times New Roman"/>
+        </w:rPr>
+        <w:t>CH</w:t>
+      </w:r>
+      <w:r>
+        <w:rPr>
+          <w:rFonts w:ascii="Times New Roman" w:hAnsi="Times New Roman" w:eastAsia="Times New Roman" w:cs="Times New Roman"/>
+          <w:vertAlign w:val="subscript"/>
+        </w:rPr>
+        <w:t>2</w:t>
+      </w:r>
+      <w:r>
+        <w:rPr>
+          <w:rFonts w:ascii="Times New Roman" w:hAnsi="Times New Roman" w:eastAsia="Times New Roman" w:cs="Times New Roman"/>
+        </w:rPr>
+        <w:t>COCl + H</w:t>
+      </w:r>
+      <w:r>
+        <w:rPr>
+          <w:rFonts w:ascii="Times New Roman" w:hAnsi="Times New Roman" w:eastAsia="Times New Roman" w:cs="Times New Roman"/>
+          <w:vertAlign w:val="subscript"/>
+        </w:rPr>
+        <w:t>2</w:t>
+      </w:r>
+      <w:r>
+        <w:rPr>
+          <w:rFonts w:ascii="Times New Roman" w:hAnsi="Times New Roman" w:eastAsia="Times New Roman" w:cs="Times New Roman"/>
+        </w:rPr>
+        <w:t>NCH</w:t>
+      </w:r>
+      <w:r>
+        <w:rPr>
+          <w:rFonts w:ascii="Times New Roman" w:hAnsi="Times New Roman" w:eastAsia="Times New Roman" w:cs="Times New Roman"/>
+          <w:vertAlign w:val="subscript"/>
+        </w:rPr>
+        <w:t>2</w:t>
+      </w:r>
+      <w:r>
+        <w:rPr>
+          <w:rFonts w:ascii="Times New Roman" w:hAnsi="Times New Roman" w:eastAsia="Times New Roman" w:cs="Times New Roman"/>
+        </w:rPr>
+        <w:t>CH</w:t>
+      </w:r>
+      <w:r>
+        <w:rPr>
+          <w:rFonts w:ascii="Times New Roman" w:hAnsi="Times New Roman" w:eastAsia="Times New Roman" w:cs="Times New Roman"/>
+          <w:vertAlign w:val="subscript"/>
+        </w:rPr>
+        <w:t>2</w:t>
+      </w:r>
+      <w:r>
+        <w:rPr>
+          <w:rFonts w:ascii="Times New Roman" w:hAnsi="Times New Roman" w:eastAsia="Times New Roman" w:cs="Times New Roman"/>
+        </w:rPr>
+        <w:t xml:space="preserve">CN → </w:t>
+      </w:r>
+      <w:r>
+        <w:rPr>
+          <w:rFonts w:hint="eastAsia" w:ascii="Times New Roman" w:hAnsi="Times New Roman" w:eastAsia="Times New Roman" w:cs="Times New Roman"/>
+        </w:rPr>
+        <w:t>ROCH</w:t>
+      </w:r>
+      <w:r>
+        <w:rPr>
+          <w:rFonts w:hint="eastAsia" w:ascii="Times New Roman" w:hAnsi="Times New Roman" w:eastAsia="Times New Roman" w:cs="Times New Roman"/>
+          <w:vertAlign w:val="subscript"/>
+        </w:rPr>
+        <w:t>2</w:t>
+      </w:r>
+      <w:r>
+        <w:rPr>
+          <w:rFonts w:hint="eastAsia" w:ascii="Times New Roman" w:hAnsi="Times New Roman" w:eastAsia="Times New Roman" w:cs="Times New Roman"/>
+        </w:rPr>
+        <w:t>CH</w:t>
+      </w:r>
+      <w:r>
+        <w:rPr>
+          <w:rFonts w:hint="eastAsia" w:ascii="Times New Roman" w:hAnsi="Times New Roman" w:eastAsia="Times New Roman" w:cs="Times New Roman"/>
+          <w:vertAlign w:val="subscript"/>
+        </w:rPr>
+        <w:t>2</w:t>
+      </w:r>
+      <w:r>
+        <w:rPr>
+          <w:rFonts w:hint="eastAsia" w:ascii="Times New Roman" w:hAnsi="Times New Roman" w:eastAsia="Times New Roman" w:cs="Times New Roman"/>
+        </w:rPr>
+        <w:t>CONHCH</w:t>
+      </w:r>
+      <w:r>
+        <w:rPr>
+          <w:rFonts w:hint="eastAsia" w:ascii="Times New Roman" w:hAnsi="Times New Roman" w:eastAsia="Times New Roman" w:cs="Times New Roman"/>
+          <w:vertAlign w:val="subscript"/>
+        </w:rPr>
+        <w:t>2</w:t>
+      </w:r>
+      <w:r>
+        <w:rPr>
+          <w:rFonts w:hint="eastAsia" w:ascii="Times New Roman" w:hAnsi="Times New Roman" w:eastAsia="Times New Roman" w:cs="Times New Roman"/>
+        </w:rPr>
+        <w:t>CH</w:t>
+      </w:r>
+      <w:r>
+        <w:rPr>
+          <w:rFonts w:hint="eastAsia" w:ascii="Times New Roman" w:hAnsi="Times New Roman" w:eastAsia="Times New Roman" w:cs="Times New Roman"/>
+          <w:vertAlign w:val="subscript"/>
+        </w:rPr>
+        <w:t>2</w:t>
+      </w:r>
+      <w:r>
+        <w:rPr>
+          <w:rFonts w:hint="eastAsia" w:ascii="Times New Roman" w:hAnsi="Times New Roman" w:eastAsia="Times New Roman" w:cs="Times New Roman"/>
+        </w:rPr>
+        <w:t>CN（</w:t>
+      </w:r>
+      <w:r>
+        <w:rPr>
+          <w:rFonts w:hint="eastAsia" w:ascii="Times New Roman" w:hAnsi="Times New Roman" w:eastAsia="FangSong" w:cs="Times New Roman"/>
+        </w:rPr>
+        <w:t>以下步骤同</w:t>
+      </w:r>
+      <w:r>
+        <w:rPr>
+          <w:rFonts w:hint="eastAsia" w:ascii="Times New Roman" w:hAnsi="Times New Roman" w:eastAsia="Times New Roman" w:cs="Times New Roman"/>
+        </w:rPr>
+        <w:t>①</w:t>
+      </w:r>
+      <w:r>
+        <w:rPr>
+          <w:rFonts w:hint="eastAsia" w:ascii="Times New Roman" w:hAnsi="Times New Roman" w:eastAsia="FangSong" w:cs="Times New Roman"/>
+        </w:rPr>
+        <w:t>中的第</w:t>
+      </w:r>
+      <w:r>
+        <w:rPr>
+          <w:rFonts w:ascii="Times New Roman" w:hAnsi="Times New Roman" w:eastAsia="Times New Roman" w:cs="Times New Roman"/>
+        </w:rPr>
+        <w:t xml:space="preserve"> 2、3 </w:t>
+      </w:r>
+      <w:r>
+        <w:rPr>
+          <w:rFonts w:hint="eastAsia" w:ascii="Times New Roman" w:hAnsi="Times New Roman" w:eastAsia="FangSong" w:cs="Times New Roman"/>
+        </w:rPr>
+        <w:t>步</w:t>
+      </w:r>
+      <w:r>
+        <w:rPr>
+          <w:rFonts w:hint="eastAsia" w:ascii="Times New Roman" w:hAnsi="Times New Roman" w:eastAsia="Times New Roman" w:cs="Times New Roman"/>
+        </w:rPr>
+        <w:t>）</w:t>
+      </w:r>
+      <w:r>
+        <w:rPr>
+          <w:rFonts w:ascii="Times New Roman" w:hAnsi="Times New Roman" w:eastAsia="Times New Roman" w:cs="Times New Roman"/>
+        </w:rPr>
+        <w:t xml:space="preserve"> </w:t>
+      </w:r>
+      <w:r>
+        <w:rPr>
+          <w:rFonts w:ascii="Times New Roman" w:hAnsi="Times New Roman" w:eastAsia="Times New Roman" w:cs="Times New Roman"/>
+        </w:rPr>
+        <w:t xml:space="preserve">③ </w:t>
+      </w:r>
+      <w:r>
+        <w:rPr>
+          <w:rFonts w:hint="eastAsia" w:ascii="Times New Roman" w:hAnsi="Times New Roman" w:eastAsia="FangSong" w:cs="Times New Roman"/>
+        </w:rPr>
+        <w:t xml:space="preserve">经过</w:t>
+      </w:r>
+      <w:r>
+        <w:rPr>
+          <w:rFonts w:ascii="Times New Roman" w:hAnsi="Times New Roman" w:eastAsia="Times New Roman" w:cs="Times New Roman"/>
+        </w:rPr>
+        <w:t xml:space="preserve"> n </w:t>
+      </w:r>
+      <w:r>
+        <w:rPr>
+          <w:rFonts w:hint="eastAsia" w:ascii="Times New Roman" w:hAnsi="Times New Roman" w:eastAsia="FangSong" w:cs="Times New Roman"/>
+        </w:rPr>
+        <w:t xml:space="preserve">次重复得到</w:t>
+      </w:r>
+      <w:r>
+        <w:rPr>
+          <w:rFonts w:ascii="Times New Roman" w:hAnsi="Times New Roman" w:eastAsia="Times New Roman" w:cs="Times New Roman"/>
+        </w:rPr>
+        <w:t xml:space="preserve"> ROCH</w:t>
+      </w:r>
+      <w:r>
+        <w:rPr>
+          <w:rFonts w:ascii="Times New Roman" w:hAnsi="Times New Roman" w:eastAsia="Times New Roman" w:cs="Times New Roman"/>
+          <w:vertAlign w:val="subscript"/>
+        </w:rPr>
+        <w:t>2</w:t>
+      </w:r>
+      <w:r>
+        <w:rPr>
+          <w:rFonts w:ascii="Times New Roman" w:hAnsi="Times New Roman" w:eastAsia="Times New Roman" w:cs="Times New Roman"/>
+        </w:rPr>
+        <w:t>CH</w:t>
+      </w:r>
+      <w:r>
+        <w:rPr>
+          <w:rFonts w:ascii="Times New Roman" w:hAnsi="Times New Roman" w:eastAsia="Times New Roman" w:cs="Times New Roman"/>
+          <w:vertAlign w:val="subscript"/>
+        </w:rPr>
+        <w:t>2</w:t>
+      </w:r>
+      <w:r>
+        <w:rPr>
+          <w:rFonts w:ascii="Times New Roman" w:hAnsi="Times New Roman" w:eastAsia="Times New Roman" w:cs="Times New Roman"/>
+        </w:rPr>
+        <w:t>CO(NHCH</w:t>
+      </w:r>
+      <w:r>
+        <w:rPr>
+          <w:rFonts w:ascii="Times New Roman" w:hAnsi="Times New Roman" w:eastAsia="Times New Roman" w:cs="Times New Roman"/>
+          <w:vertAlign w:val="subscript"/>
+        </w:rPr>
+        <w:t>2</w:t>
+      </w:r>
+      <w:r>
+        <w:rPr>
+          <w:rFonts w:ascii="Times New Roman" w:hAnsi="Times New Roman" w:eastAsia="Times New Roman" w:cs="Times New Roman"/>
+        </w:rPr>
+        <w:t>CH</w:t>
+      </w:r>
+      <w:r>
+        <w:rPr>
+          <w:rFonts w:ascii="Times New Roman" w:hAnsi="Times New Roman" w:eastAsia="Times New Roman" w:cs="Times New Roman"/>
+          <w:vertAlign w:val="subscript"/>
+        </w:rPr>
+        <w:t>2</w:t>
+      </w:r>
+      <w:r>
+        <w:rPr>
+          <w:rFonts w:ascii="Times New Roman" w:hAnsi="Times New Roman" w:eastAsia="Times New Roman" w:cs="Times New Roman"/>
+        </w:rPr>
+        <w:t>CO)</w:t>
+      </w:r>
+      <w:r>
+        <w:rPr>
+          <w:rFonts w:ascii="Times New Roman" w:hAnsi="Times New Roman" w:eastAsia="Times New Roman" w:cs="Times New Roman"/>
+          <w:vertAlign w:val="subscript"/>
+        </w:rPr>
+        <w:t>n</w:t>
+      </w:r>
+      <w:r>
+        <w:rPr>
+          <w:rFonts w:ascii="Times New Roman" w:hAnsi="Times New Roman" w:eastAsia="Times New Roman" w:cs="Times New Roman"/>
+        </w:rPr>
+        <w:t>NHCH</w:t>
+      </w:r>
+      <w:r>
+        <w:rPr>
+          <w:rFonts w:ascii="Times New Roman" w:hAnsi="Times New Roman" w:eastAsia="Times New Roman" w:cs="Times New Roman"/>
+          <w:vertAlign w:val="subscript"/>
+        </w:rPr>
+        <w:t>2</w:t>
+      </w:r>
+      <w:r>
+        <w:rPr>
+          <w:rFonts w:ascii="Times New Roman" w:hAnsi="Times New Roman" w:eastAsia="Times New Roman" w:cs="Times New Roman"/>
+        </w:rPr>
+        <w:t>CH</w:t>
+      </w:r>
+      <w:r>
+        <w:rPr>
+          <w:rFonts w:ascii="Times New Roman" w:hAnsi="Times New Roman" w:eastAsia="Times New Roman" w:cs="Times New Roman"/>
+          <w:vertAlign w:val="subscript"/>
+        </w:rPr>
+        <w:t>2</w:t>
+      </w:r>
+      <w:r>
+        <w:rPr>
+          <w:rFonts w:ascii="Times New Roman" w:hAnsi="Times New Roman" w:eastAsia="Times New Roman" w:cs="Times New Roman"/>
+        </w:rPr>
+        <w:t>CN</w:t>
+      </w:r>
+      <w:r>
+        <w:rPr>
+          <w:rFonts w:ascii="Times New Roman" w:hAnsi="Times New Roman" w:eastAsia="Times New Roman" w:cs="Times New Roman"/>
+        </w:rPr>
+        <w:t xml:space="preserve"> </w:t>
+      </w:r>
+      <w:r>
+        <w:rPr>
+          <w:rFonts w:ascii="Times New Roman" w:hAnsi="Times New Roman" w:eastAsia="Times New Roman" w:cs="Times New Roman"/>
+        </w:rPr>
+        <w:t xml:space="preserve">④ </w:t>
+      </w:r>
+      <w:r>
+        <w:rPr>
+          <w:rFonts w:hint="eastAsia" w:ascii="Times New Roman" w:hAnsi="Times New Roman" w:eastAsia="FangSong" w:cs="Times New Roman"/>
+        </w:rPr>
+        <w:t>最后通过水解</w:t>
+      </w:r>
+      <w:r>
+        <w:rPr>
+          <w:rFonts w:hint="eastAsia" w:ascii="Times New Roman" w:hAnsi="Times New Roman" w:eastAsia="Times New Roman" w:cs="Times New Roman"/>
+        </w:rPr>
+        <w:t>、</w:t>
+      </w:r>
+      <w:r>
+        <w:rPr>
+          <w:rFonts w:hint="eastAsia" w:ascii="Times New Roman" w:hAnsi="Times New Roman" w:eastAsia="FangSong" w:cs="Times New Roman"/>
+        </w:rPr>
+        <w:t>酯化封端</w:t>
+      </w:r>
+      <w:r>
+        <w:rPr>
+          <w:rFonts w:hint="eastAsia" w:ascii="Times New Roman" w:hAnsi="Times New Roman" w:eastAsia="Times New Roman" w:cs="Times New Roman"/>
+        </w:rPr>
+        <w:t>，</w:t>
+      </w:r>
+      <w:r>
+        <w:rPr>
+          <w:rFonts w:hint="eastAsia" w:ascii="Times New Roman" w:hAnsi="Times New Roman" w:eastAsia="FangSong" w:cs="Times New Roman"/>
+        </w:rPr>
+        <w:t>得到性质稳定的高分子阶式聚合物</w:t>
+      </w:r>
+      <w:r>
+        <w:rPr>
+          <w:rFonts w:hint="eastAsia" w:ascii="Times New Roman" w:hAnsi="Times New Roman" w:eastAsia="Times New Roman" w:cs="Times New Roman"/>
+        </w:rPr>
+        <w:t>。</w:t>
+      </w:r>
+    </w:p>
+    <w:p>
+      <w:pPr>
+        <w:pStyle w:val="BodyText"/>
+      </w:pPr>
+      <w:r>
+        <w:rPr>
+          <w:rFonts w:hint="eastAsia" w:ascii="Times New Roman" w:hAnsi="Times New Roman" w:eastAsia="FangSong" w:cs="Times New Roman"/>
+        </w:rPr>
+        <w:t>为了使阶式聚合物的分子量尽快增加</w:t>
+      </w:r>
+      <w:r>
+        <w:rPr>
+          <w:rFonts w:hint="eastAsia" w:ascii="Times New Roman" w:hAnsi="Times New Roman" w:eastAsia="Times New Roman" w:cs="Times New Roman"/>
+        </w:rPr>
+        <w:t>，</w:t>
+      </w:r>
+      <w:r>
+        <w:rPr>
+          <w:rFonts w:hint="eastAsia" w:ascii="Times New Roman" w:hAnsi="Times New Roman" w:eastAsia="FangSong" w:cs="Times New Roman"/>
+        </w:rPr>
+        <w:t>可以选用多向核心构件和多向阶式构件</w:t>
+      </w:r>
+      <w:r>
+        <w:rPr>
+          <w:rFonts w:hint="eastAsia" w:ascii="Times New Roman" w:hAnsi="Times New Roman" w:eastAsia="Times New Roman" w:cs="Times New Roman"/>
+        </w:rPr>
+        <w:t>。</w:t>
+      </w:r>
+      <w:r>
+        <w:rPr>
+          <w:rFonts w:hint="eastAsia" w:ascii="Times New Roman" w:hAnsi="Times New Roman" w:eastAsia="FangSong" w:cs="Times New Roman"/>
+        </w:rPr>
+        <w:t>如</w:t>
+      </w:r>
+      <w:r>
+        <w:rPr>
+          <w:rFonts w:hint="eastAsia" w:ascii="Times New Roman" w:hAnsi="Times New Roman" w:eastAsia="Times New Roman" w:cs="Times New Roman"/>
+        </w:rPr>
+        <w:t>：</w:t>
+      </w:r>
+      <w:r>
+        <w:rPr>
+          <w:rFonts w:hint="eastAsia" w:ascii="Times New Roman" w:hAnsi="Times New Roman" w:eastAsia="FangSong" w:cs="Times New Roman"/>
+        </w:rPr>
+        <w:t>双向核心构件</w:t>
+      </w:r>
+      <w:r>
+        <w:rPr>
+          <w:rFonts w:ascii="Times New Roman" w:hAnsi="Times New Roman" w:eastAsia="Times New Roman" w:cs="Times New Roman"/>
+        </w:rPr>
+        <w:t xml:space="preserve"> </w:t>
+      </w:r>
+      <w:r>
+        <w:rPr>
+          <w:rFonts w:hint="eastAsia" w:ascii="Times New Roman" w:hAnsi="Times New Roman" w:eastAsia="Times New Roman" w:cs="Times New Roman"/>
+        </w:rPr>
+        <w:t>(CH</w:t>
+      </w:r>
+      <w:r>
+        <w:rPr>
+          <w:rFonts w:hint="eastAsia" w:ascii="Times New Roman" w:hAnsi="Times New Roman" w:eastAsia="Times New Roman" w:cs="Times New Roman"/>
+          <w:vertAlign w:val="subscript"/>
+        </w:rPr>
+        <w:t>2</w:t>
+      </w:r>
+      <w:r>
+        <w:rPr>
+          <w:rFonts w:hint="eastAsia" w:ascii="Times New Roman" w:hAnsi="Times New Roman" w:eastAsia="Times New Roman" w:cs="Times New Roman"/>
+        </w:rPr>
+        <w:t>OCH</w:t>
+      </w:r>
+      <w:r>
+        <w:rPr>
+          <w:rFonts w:hint="eastAsia" w:ascii="Times New Roman" w:hAnsi="Times New Roman" w:eastAsia="Times New Roman" w:cs="Times New Roman"/>
+          <w:vertAlign w:val="subscript"/>
+        </w:rPr>
+        <w:t>2</w:t>
+      </w:r>
+      <w:r>
+        <w:rPr>
+          <w:rFonts w:hint="eastAsia" w:ascii="Times New Roman" w:hAnsi="Times New Roman" w:eastAsia="Times New Roman" w:cs="Times New Roman"/>
+        </w:rPr>
+        <w:t>CH</w:t>
+      </w:r>
+      <w:r>
+        <w:rPr>
+          <w:rFonts w:hint="eastAsia" w:ascii="Times New Roman" w:hAnsi="Times New Roman" w:eastAsia="Times New Roman" w:cs="Times New Roman"/>
+          <w:vertAlign w:val="subscript"/>
+        </w:rPr>
+        <w:t>2</w:t>
+      </w:r>
+      <w:r>
+        <w:rPr>
+          <w:rFonts w:hint="eastAsia" w:ascii="Times New Roman" w:hAnsi="Times New Roman" w:eastAsia="Times New Roman" w:cs="Times New Roman"/>
+        </w:rPr>
+        <w:t>COCl)</w:t>
+      </w:r>
+      <w:r>
+        <w:rPr>
+          <w:rFonts w:hint="eastAsia" w:ascii="Times New Roman" w:hAnsi="Times New Roman" w:eastAsia="Times New Roman" w:cs="Times New Roman"/>
+          <w:vertAlign w:val="subscript"/>
+        </w:rPr>
+        <w:t>2</w:t>
+      </w:r>
+      <w:r>
+        <w:rPr>
+          <w:rFonts w:hint="eastAsia" w:ascii="Times New Roman" w:hAnsi="Times New Roman" w:eastAsia="Times New Roman" w:cs="Times New Roman"/>
+        </w:rPr>
+        <w:t>；</w:t>
+      </w:r>
+      <w:r>
+        <w:rPr>
+          <w:rFonts w:hint="eastAsia" w:ascii="Times New Roman" w:hAnsi="Times New Roman" w:eastAsia="FangSong" w:cs="Times New Roman"/>
+        </w:rPr>
+        <w:t>双向阶式构件</w:t>
+      </w:r>
+      <w:r>
+        <w:rPr>
+          <w:rFonts w:ascii="Times New Roman" w:hAnsi="Times New Roman" w:eastAsia="Times New Roman" w:cs="Times New Roman"/>
+        </w:rPr>
+        <w:t xml:space="preserve"> (HNCH</w:t>
+      </w:r>
+      <w:r>
+        <w:rPr>
+          <w:rFonts w:ascii="Times New Roman" w:hAnsi="Times New Roman" w:eastAsia="Times New Roman" w:cs="Times New Roman"/>
+          <w:vertAlign w:val="subscript"/>
+        </w:rPr>
+        <w:t>2</w:t>
+      </w:r>
+      <w:r>
+        <w:rPr>
+          <w:rFonts w:ascii="Times New Roman" w:hAnsi="Times New Roman" w:eastAsia="Times New Roman" w:cs="Times New Roman"/>
+        </w:rPr>
+        <w:t>CH</w:t>
+      </w:r>
+      <w:r>
+        <w:rPr>
+          <w:rFonts w:ascii="Times New Roman" w:hAnsi="Times New Roman" w:eastAsia="Times New Roman" w:cs="Times New Roman"/>
+          <w:vertAlign w:val="subscript"/>
+        </w:rPr>
+        <w:t>2</w:t>
+      </w:r>
+      <w:r>
+        <w:rPr>
+          <w:rFonts w:ascii="Times New Roman" w:hAnsi="Times New Roman" w:eastAsia="Times New Roman" w:cs="Times New Roman"/>
+        </w:rPr>
+        <w:t>OCH</w:t>
+      </w:r>
+      <w:r>
+        <w:rPr>
+          <w:rFonts w:ascii="Times New Roman" w:hAnsi="Times New Roman" w:eastAsia="Times New Roman" w:cs="Times New Roman"/>
+          <w:vertAlign w:val="subscript"/>
+        </w:rPr>
+        <w:t>2</w:t>
+      </w:r>
+      <w:r>
+        <w:rPr>
+          <w:rFonts w:ascii="Times New Roman" w:hAnsi="Times New Roman" w:eastAsia="Times New Roman" w:cs="Times New Roman"/>
+        </w:rPr>
+        <w:t>CH</w:t>
+      </w:r>
+      <w:r>
+        <w:rPr>
+          <w:rFonts w:ascii="Times New Roman" w:hAnsi="Times New Roman" w:eastAsia="Times New Roman" w:cs="Times New Roman"/>
+          <w:vertAlign w:val="subscript"/>
+        </w:rPr>
+        <w:t>2</w:t>
+      </w:r>
+      <w:r>
+        <w:rPr>
+          <w:rFonts w:ascii="Times New Roman" w:hAnsi="Times New Roman" w:eastAsia="Times New Roman" w:cs="Times New Roman"/>
+        </w:rPr>
+        <w:t>CN)</w:t>
+      </w:r>
+      <w:r>
+        <w:rPr>
+          <w:rFonts w:ascii="Times New Roman" w:hAnsi="Times New Roman" w:eastAsia="Times New Roman" w:cs="Times New Roman"/>
+          <w:vertAlign w:val="subscript"/>
+        </w:rPr>
+        <w:t>2</w:t>
+      </w:r>
+      <w:r>
+        <w:rPr>
+          <w:rFonts w:ascii="Times New Roman" w:hAnsi="Times New Roman" w:eastAsia="Times New Roman" w:cs="Times New Roman"/>
+        </w:rPr>
+        <w:t>。</w:t>
+      </w:r>
+    </w:p>
+    <w:p>
+      <w:pPr>
+        <w:pStyle w:val="BodyText"/>
+      </w:pPr>
+      <w:r>
+        <w:rPr>
+          <w:rFonts w:ascii="Times New Roman" w:hAnsi="Times New Roman" w:eastAsia="Times New Roman" w:cs="Times New Roman"/>
+        </w:rPr>
+        <w:t xml:space="preserve">9-1. </w:t>
+      </w:r>
+      <w:r>
+        <w:rPr>
+          <w:rFonts w:hint="eastAsia" w:ascii="Times New Roman" w:hAnsi="Times New Roman" w:eastAsia="FangSong" w:cs="Times New Roman"/>
+        </w:rPr>
+        <w:t>写出上述双向核心构件与单向阶式构件的一次</w:t>
+      </w:r>
+      <w:r>
+        <w:rPr>
+          <w:rFonts w:hint="eastAsia" w:ascii="Times New Roman" w:hAnsi="Times New Roman" w:eastAsia="Times New Roman" w:cs="Times New Roman"/>
+        </w:rPr>
+        <w:t>、</w:t>
+      </w:r>
+      <w:r>
+        <w:rPr>
+          <w:rFonts w:hint="eastAsia" w:ascii="Times New Roman" w:hAnsi="Times New Roman" w:eastAsia="FangSong" w:cs="Times New Roman"/>
+        </w:rPr>
+        <w:t>两次和</w:t>
+      </w:r>
+      <w:r>
+        <w:rPr>
+          <w:rFonts w:ascii="Times New Roman" w:hAnsi="Times New Roman" w:eastAsia="Times New Roman" w:cs="Times New Roman"/>
+        </w:rPr>
+        <w:t xml:space="preserve"> n </w:t>
+      </w:r>
+      <w:r>
+        <w:rPr>
+          <w:rFonts w:hint="eastAsia" w:ascii="Times New Roman" w:hAnsi="Times New Roman" w:eastAsia="FangSong" w:cs="Times New Roman"/>
+        </w:rPr>
+        <w:t>次缩合得到的阶式聚合物的结构式</w:t>
+      </w:r>
+      <w:r>
+        <w:rPr>
+          <w:rFonts w:hint="eastAsia" w:ascii="Times New Roman" w:hAnsi="Times New Roman" w:eastAsia="Times New Roman" w:cs="Times New Roman"/>
+        </w:rPr>
+        <w:t>（</w:t>
+      </w:r>
+      <w:r>
+        <w:rPr>
+          <w:rFonts w:hint="eastAsia" w:ascii="Times New Roman" w:hAnsi="Times New Roman" w:eastAsia="FangSong" w:cs="Times New Roman"/>
+        </w:rPr>
+        <w:t>不要忘记封端</w:t>
+      </w:r>
+      <w:r>
+        <w:rPr>
+          <w:rFonts w:hint="eastAsia" w:ascii="Times New Roman" w:hAnsi="Times New Roman" w:eastAsia="Times New Roman" w:cs="Times New Roman"/>
+        </w:rPr>
+        <w:t>）。</w:t>
+      </w:r>
+      <w:r>
+        <w:rPr>
+          <w:rFonts w:ascii="Times New Roman" w:hAnsi="Times New Roman" w:eastAsia="Times New Roman" w:cs="Times New Roman"/>
+        </w:rPr>
+        <w:t xml:space="preserve"> </w:t>
+      </w:r>
+      <w:r>
+        <w:rPr>
+          <w:rFonts w:ascii="Times New Roman" w:hAnsi="Times New Roman" w:eastAsia="Times New Roman" w:cs="Times New Roman"/>
+        </w:rPr>
+        <w:t xml:space="preserve">9-2. </w:t>
+      </w:r>
+      <w:r>
+        <w:rPr>
+          <w:rFonts w:hint="eastAsia" w:ascii="Times New Roman" w:hAnsi="Times New Roman" w:eastAsia="FangSong" w:cs="Times New Roman"/>
+        </w:rPr>
+        <w:t xml:space="preserve">选择适当原料制备双向阶式构件</w:t>
+      </w:r>
+      <w:r>
+        <w:rPr>
+          <w:rFonts w:ascii="Times New Roman" w:hAnsi="Times New Roman" w:eastAsia="Times New Roman" w:cs="Times New Roman"/>
+        </w:rPr>
+        <w:t xml:space="preserve"> (HNCH</w:t>
+      </w:r>
+      <w:r>
+        <w:rPr>
+          <w:rFonts w:ascii="Times New Roman" w:hAnsi="Times New Roman" w:eastAsia="Times New Roman" w:cs="Times New Roman"/>
+          <w:vertAlign w:val="subscript"/>
+        </w:rPr>
+        <w:t>2</w:t>
+      </w:r>
+      <w:r>
+        <w:rPr>
+          <w:rFonts w:ascii="Times New Roman" w:hAnsi="Times New Roman" w:eastAsia="Times New Roman" w:cs="Times New Roman"/>
+        </w:rPr>
+        <w:t>CH</w:t>
+      </w:r>
+      <w:r>
+        <w:rPr>
+          <w:rFonts w:ascii="Times New Roman" w:hAnsi="Times New Roman" w:eastAsia="Times New Roman" w:cs="Times New Roman"/>
+          <w:vertAlign w:val="subscript"/>
+        </w:rPr>
+        <w:t>2</w:t>
+      </w:r>
+      <w:r>
+        <w:rPr>
+          <w:rFonts w:ascii="Times New Roman" w:hAnsi="Times New Roman" w:eastAsia="Times New Roman" w:cs="Times New Roman"/>
+        </w:rPr>
+        <w:t>OCH</w:t>
+      </w:r>
+      <w:r>
+        <w:rPr>
+          <w:rFonts w:ascii="Times New Roman" w:hAnsi="Times New Roman" w:eastAsia="Times New Roman" w:cs="Times New Roman"/>
+          <w:vertAlign w:val="subscript"/>
+        </w:rPr>
+        <w:t>2</w:t>
+      </w:r>
+      <w:r>
+        <w:rPr>
+          <w:rFonts w:ascii="Times New Roman" w:hAnsi="Times New Roman" w:eastAsia="Times New Roman" w:cs="Times New Roman"/>
+        </w:rPr>
+        <w:t>CH</w:t>
+      </w:r>
+      <w:r>
+        <w:rPr>
+          <w:rFonts w:ascii="Times New Roman" w:hAnsi="Times New Roman" w:eastAsia="Times New Roman" w:cs="Times New Roman"/>
+          <w:vertAlign w:val="subscript"/>
+        </w:rPr>
+        <w:t>2</w:t>
+      </w:r>
+      <w:r>
+        <w:rPr>
+          <w:rFonts w:ascii="Times New Roman" w:hAnsi="Times New Roman" w:eastAsia="Times New Roman" w:cs="Times New Roman"/>
+        </w:rPr>
+        <w:t>CN)</w:t>
+      </w:r>
+      <w:r>
+        <w:rPr>
+          <w:rFonts w:ascii="Times New Roman" w:hAnsi="Times New Roman" w:eastAsia="Times New Roman" w:cs="Times New Roman"/>
+          <w:vertAlign w:val="subscript"/>
+        </w:rPr>
+        <w:t>2</w:t>
+      </w:r>
+      <w:r>
+        <w:rPr>
+          <w:rFonts w:ascii="Times New Roman" w:hAnsi="Times New Roman" w:eastAsia="Times New Roman" w:cs="Times New Roman"/>
+        </w:rPr>
+        <w:t>。</w:t>
+      </w:r>
+      <w:r>
+        <w:rPr>
+          <w:rFonts w:ascii="Times New Roman" w:hAnsi="Times New Roman" w:eastAsia="Times New Roman" w:cs="Times New Roman"/>
+        </w:rPr>
+        <w:t xml:space="preserve"> </w:t>
+      </w:r>
+      <w:r>
+        <w:rPr>
+          <w:rFonts w:ascii="Times New Roman" w:hAnsi="Times New Roman" w:eastAsia="Times New Roman" w:cs="Times New Roman"/>
+        </w:rPr>
+        <w:t xml:space="preserve">9-3. </w:t>
+      </w:r>
+      <w:r>
+        <w:rPr>
+          <w:rFonts w:hint="eastAsia" w:ascii="Times New Roman" w:hAnsi="Times New Roman" w:eastAsia="FangSong" w:cs="Times New Roman"/>
+        </w:rPr>
+        <w:t>写出上述双向核心构件和双向阶式构件一次和两次缩合得到的阶式聚合物的结构式</w:t>
+      </w:r>
+      <w:r>
+        <w:rPr>
+          <w:rFonts w:hint="eastAsia" w:ascii="Times New Roman" w:hAnsi="Times New Roman" w:eastAsia="Times New Roman" w:cs="Times New Roman"/>
+        </w:rPr>
+        <w:t>（</w:t>
+      </w:r>
+      <w:r>
+        <w:rPr>
+          <w:rFonts w:hint="eastAsia" w:ascii="Times New Roman" w:hAnsi="Times New Roman" w:eastAsia="FangSong" w:cs="Times New Roman"/>
+        </w:rPr>
+        <w:t>不要忘记封端</w:t>
+      </w:r>
+      <w:r>
+        <w:rPr>
+          <w:rFonts w:hint="eastAsia" w:ascii="Times New Roman" w:hAnsi="Times New Roman" w:eastAsia="Times New Roman" w:cs="Times New Roman"/>
+        </w:rPr>
+        <w:t>）。</w:t>
+      </w:r>
+      <w:r>
+        <w:rPr>
+          <w:rFonts w:ascii="Times New Roman" w:hAnsi="Times New Roman" w:eastAsia="Times New Roman" w:cs="Times New Roman"/>
+        </w:rPr>
+        <w:t xml:space="preserve"> </w:t>
+      </w:r>
+      <w:r>
+        <w:rPr>
+          <w:rFonts w:ascii="Times New Roman" w:hAnsi="Times New Roman" w:eastAsia="Times New Roman" w:cs="Times New Roman"/>
+        </w:rPr>
+        <w:t xml:space="preserve">9-4. </w:t>
+      </w:r>
+      <w:r>
+        <w:rPr>
+          <w:rFonts w:hint="eastAsia" w:ascii="Times New Roman" w:hAnsi="Times New Roman" w:eastAsia="FangSong" w:cs="Times New Roman"/>
+        </w:rPr>
+        <w:t>说明这种阶式聚合的名称中</w:t>
+      </w:r>
+      <w:r>
+        <w:rPr>
+          <w:rFonts w:hint="eastAsia" w:ascii="Times New Roman" w:hAnsi="Times New Roman" w:eastAsia="Times New Roman" w:cs="Times New Roman"/>
+        </w:rPr>
+        <w:t>”</w:t>
+      </w:r>
+      <w:r>
+        <w:rPr>
+          <w:rFonts w:hint="eastAsia" w:ascii="Times New Roman" w:hAnsi="Times New Roman" w:eastAsia="FangSong" w:cs="Times New Roman"/>
+        </w:rPr>
+        <w:t>阶式</w:t>
+      </w:r>
+      <w:r>
+        <w:rPr>
+          <w:rFonts w:hint="eastAsia" w:ascii="Times New Roman" w:hAnsi="Times New Roman" w:eastAsia="Times New Roman" w:cs="Times New Roman"/>
+        </w:rPr>
+        <w:t>”</w:t>
+      </w:r>
+      <w:r>
+        <w:rPr>
+          <w:rFonts w:hint="eastAsia" w:ascii="Times New Roman" w:hAnsi="Times New Roman" w:eastAsia="FangSong" w:cs="Times New Roman"/>
+        </w:rPr>
+        <w:t>二字的意义</w:t>
+      </w:r>
+      <w:r>
+        <w:rPr>
+          <w:rFonts w:hint="eastAsia" w:ascii="Times New Roman" w:hAnsi="Times New Roman" w:eastAsia="Times New Roman" w:cs="Times New Roman"/>
+        </w:rPr>
+        <w:t>。</w:t>
+      </w:r>
+      <w:r>
+        <w:rPr>
+          <w:rFonts w:ascii="Times New Roman" w:hAnsi="Times New Roman" w:eastAsia="Times New Roman" w:cs="Times New Roman"/>
+        </w:rPr>
+        <w:t xml:space="preserve"> </w:t>
+      </w:r>
+      <w:r>
+        <w:rPr>
+          <w:rFonts w:ascii="Times New Roman" w:hAnsi="Times New Roman" w:eastAsia="Times New Roman" w:cs="Times New Roman"/>
+        </w:rPr>
+        <w:t xml:space="preserve">9-5. </w:t>
+      </w:r>
+      <w:r>
+        <w:rPr>
+          <w:rFonts w:hint="eastAsia" w:ascii="Times New Roman" w:hAnsi="Times New Roman" w:eastAsia="FangSong" w:cs="Times New Roman"/>
+        </w:rPr>
+        <w:t>为什么多向阶式聚合需要的核心构件和阶式构件要求相关的官能团</w:t>
+      </w:r>
+      <w:r>
+        <w:rPr>
+          <w:rFonts w:hint="eastAsia" w:ascii="Times New Roman" w:hAnsi="Times New Roman" w:eastAsia="Times New Roman" w:cs="Times New Roman"/>
+        </w:rPr>
+        <w:t>”</w:t>
+      </w:r>
+      <w:r>
+        <w:rPr>
+          <w:rFonts w:hint="eastAsia" w:ascii="Times New Roman" w:hAnsi="Times New Roman" w:eastAsia="FangSong" w:cs="Times New Roman"/>
+        </w:rPr>
+        <w:t>完全等价</w:t>
+      </w:r>
+      <w:r>
+        <w:rPr>
+          <w:rFonts w:hint="eastAsia" w:ascii="Times New Roman" w:hAnsi="Times New Roman" w:eastAsia="Times New Roman" w:cs="Times New Roman"/>
+        </w:rPr>
+        <w:t>”？</w:t>
+      </w:r>
+      <w:r>
+        <w:rPr>
+          <w:rFonts w:hint="eastAsia" w:ascii="Times New Roman" w:hAnsi="Times New Roman" w:eastAsia="FangSong" w:cs="Times New Roman"/>
+        </w:rPr>
+        <w:t>甘油能否用作制备阶式聚合所需的多向核心构件</w:t>
+      </w:r>
+      <w:r>
+        <w:rPr>
+          <w:rFonts w:hint="eastAsia" w:ascii="Times New Roman" w:hAnsi="Times New Roman" w:eastAsia="Times New Roman" w:cs="Times New Roman"/>
+        </w:rPr>
+        <w:t>？β-</w:t>
+      </w:r>
+      <w:r>
+        <w:rPr>
+          <w:rFonts w:hint="eastAsia" w:ascii="Times New Roman" w:hAnsi="Times New Roman" w:eastAsia="FangSong" w:cs="Times New Roman"/>
+        </w:rPr>
+        <w:t>氨基葡萄糖能否用作制备阶式聚合所需的多向阶式构件</w:t>
+      </w:r>
+      <w:r>
+        <w:rPr>
+          <w:rFonts w:hint="eastAsia" w:ascii="Times New Roman" w:hAnsi="Times New Roman" w:eastAsia="Times New Roman" w:cs="Times New Roman"/>
+        </w:rPr>
+        <w:t>？</w:t>
+      </w:r>
+    </w:p>
+    <w:p>
+      <w:pPr>
+        <w:pStyle w:val="BodyText"/>
+        <w:spacing w:before="160" w:after="80"/>
+        <w:jc w:val="center"/>
+      </w:pPr>
+      <w:r>
+        <w:rPr>
+          <w:rFonts w:ascii="Times New Roman" w:hAnsi="Times New Roman" w:eastAsia="Times New Roman" w:cs="Times New Roman"/>
+        </w:rPr>
+        <w:drawing>
+          <wp:inline>
+            <wp:extent cx="3600000" cy="1333589"/>
+            <wp:effectExtent b="0" l="0" r="0" t="0"/>
+            <wp:docPr descr="" title="" id="31" name="Picture"/>
+            <a:graphic>
+              <a:graphicData uri="http://schemas.openxmlformats.org/drawingml/2006/picture">
+                <pic:pic>
+                  <pic:nvPicPr>
+                    <pic:cNvPr descr="7c76bbe2621b607fcca43c3a1ca2ed3f6337f422d880c8b47362b992d9f637eb.jpg" id="32" name="Picture"/>
+                    <pic:cNvPicPr>
+                      <a:picLocks noChangeArrowheads="1" noChangeAspect="1"/>
+                    </pic:cNvPicPr>
+                  </pic:nvPicPr>
+                  <pic:blipFill>
+                    <a:blip r:embed="rId30"/>
+                    <a:stretch>
+                      <a:fillRect/>
+                    </a:stretch>
+                  </pic:blipFill>
+                  <pic:spPr bwMode="auto">
+                    <a:xfrm>
+                      <a:off x="0" y="0"/>
+                      <a:ext cx="3600000" cy="1333589"/>
+                    </a:xfrm>
+                    <a:prstGeom prst="rect">
+                      <a:avLst/>
+                    </a:prstGeom>
+                    <a:noFill/>
+                    <a:ln w="9525">
+                      <a:noFill/>
+                      <a:headEnd/>
+                      <a:tailEnd/>
+                    </a:ln>
+                  </pic:spPr>
+                </pic:pic>
+              </a:graphicData>
+            </a:graphic>
+          </wp:inline>
+        </w:drawing>
+      </w:r>
+    </w:p>
+    <w:p>
+      <w:pPr>
+        <w:pStyle w:val="BodyText"/>
+      </w:pPr>
+      <w:r>
+        <w:rPr>
+          <w:rFonts w:ascii="Times New Roman" w:hAnsi="Times New Roman" w:eastAsia="Times New Roman" w:cs="Times New Roman"/>
+        </w:rPr>
+        <w:t xml:space="preserve">9-6. </w:t>
+      </w:r>
+      <w:r>
+        <w:rPr>
+          <w:rFonts w:hint="eastAsia" w:ascii="Times New Roman" w:hAnsi="Times New Roman" w:eastAsia="FangSong" w:cs="Times New Roman"/>
+        </w:rPr>
+        <w:t>多向阶式聚合时</w:t>
+      </w:r>
+      <w:r>
+        <w:rPr>
+          <w:rFonts w:hint="eastAsia" w:ascii="Times New Roman" w:hAnsi="Times New Roman" w:eastAsia="Times New Roman" w:cs="Times New Roman"/>
+        </w:rPr>
+        <w:t>，</w:t>
+      </w:r>
+      <w:r>
+        <w:rPr>
+          <w:rFonts w:hint="eastAsia" w:ascii="Times New Roman" w:hAnsi="Times New Roman" w:eastAsia="FangSong" w:cs="Times New Roman"/>
+        </w:rPr>
+        <w:t>分子量增长速度很快</w:t>
+      </w:r>
+      <w:r>
+        <w:rPr>
+          <w:rFonts w:hint="eastAsia" w:ascii="Times New Roman" w:hAnsi="Times New Roman" w:eastAsia="Times New Roman" w:cs="Times New Roman"/>
+        </w:rPr>
+        <w:t>。</w:t>
+      </w:r>
+      <w:r>
+        <w:rPr>
+          <w:rFonts w:hint="eastAsia" w:ascii="Times New Roman" w:hAnsi="Times New Roman" w:eastAsia="FangSong" w:cs="Times New Roman"/>
+        </w:rPr>
+        <w:t>目前已经实现了四向核心构件和三向阶式构件之间的阶式聚合</w:t>
+      </w:r>
+      <w:r>
+        <w:rPr>
+          <w:rFonts w:hint="eastAsia" w:ascii="Times New Roman" w:hAnsi="Times New Roman" w:eastAsia="Times New Roman" w:cs="Times New Roman"/>
+        </w:rPr>
+        <w:t>，</w:t>
+      </w:r>
+      <w:r>
+        <w:rPr>
+          <w:rFonts w:hint="eastAsia" w:ascii="Times New Roman" w:hAnsi="Times New Roman" w:eastAsia="FangSong" w:cs="Times New Roman"/>
+        </w:rPr>
+        <w:t>并得到了分子量高达</w:t>
+      </w:r>
+      <w:r>
+        <w:rPr>
+          <w:rFonts w:ascii="Times New Roman" w:hAnsi="Times New Roman" w:eastAsia="Times New Roman" w:cs="Times New Roman"/>
+        </w:rPr>
+        <w:t xml:space="preserve"> 60604 </w:t>
+      </w:r>
+      <w:r>
+        <w:rPr>
+          <w:rFonts w:hint="eastAsia" w:ascii="Times New Roman" w:hAnsi="Times New Roman" w:eastAsia="FangSong" w:cs="Times New Roman"/>
+        </w:rPr>
+        <w:t>的高分子</w:t>
+      </w:r>
+      <w:r>
+        <w:rPr>
+          <w:rFonts w:hint="eastAsia" w:ascii="Times New Roman" w:hAnsi="Times New Roman" w:eastAsia="Times New Roman" w:cs="Times New Roman"/>
+        </w:rPr>
+        <w:t>。</w:t>
+      </w:r>
+      <w:r>
+        <w:rPr>
+          <w:rFonts w:hint="eastAsia" w:ascii="Times New Roman" w:hAnsi="Times New Roman" w:eastAsia="FangSong" w:cs="Times New Roman"/>
+        </w:rPr>
+        <w:t>请你写出制备这个四向核心构件所需要的起始原料和三向阶式构件的结构式</w:t>
+      </w:r>
+      <w:r>
+        <w:rPr>
+          <w:rFonts w:hint="eastAsia" w:ascii="Times New Roman" w:hAnsi="Times New Roman" w:eastAsia="Times New Roman" w:cs="Times New Roman"/>
+        </w:rPr>
+        <w:t>，</w:t>
+      </w:r>
+      <w:r>
+        <w:rPr>
+          <w:rFonts w:hint="eastAsia" w:ascii="Times New Roman" w:hAnsi="Times New Roman" w:eastAsia="FangSong" w:cs="Times New Roman"/>
+        </w:rPr>
+        <w:t>并选择简单的原料</w:t>
+      </w:r>
+      <w:r>
+        <w:rPr>
+          <w:rFonts w:hint="eastAsia" w:ascii="Times New Roman" w:hAnsi="Times New Roman" w:eastAsia="Times New Roman" w:cs="Times New Roman"/>
+        </w:rPr>
+        <w:t>（C</w:t>
+      </w:r>
+      <w:r>
+        <w:rPr>
+          <w:rFonts w:hint="eastAsia" w:ascii="Times New Roman" w:hAnsi="Times New Roman" w:eastAsia="Times New Roman" w:cs="Times New Roman"/>
+          <w:vertAlign w:val="subscript"/>
+        </w:rPr>
+        <w:t>1</w:t>
+      </w:r>
+      <w:r>
+        <w:rPr>
+          <w:rFonts w:hint="eastAsia" w:ascii="Times New Roman" w:hAnsi="Times New Roman" w:eastAsia="Times New Roman" w:cs="Times New Roman"/>
+        </w:rPr>
+        <w:t>、C</w:t>
+      </w:r>
+      <w:r>
+        <w:rPr>
+          <w:rFonts w:hint="eastAsia" w:ascii="Times New Roman" w:hAnsi="Times New Roman" w:eastAsia="Times New Roman" w:cs="Times New Roman"/>
+          <w:vertAlign w:val="subscript"/>
+        </w:rPr>
+        <w:t>2</w:t>
+      </w:r>
+      <w:r>
+        <w:rPr>
+          <w:rFonts w:ascii="Times New Roman" w:hAnsi="Times New Roman" w:eastAsia="Times New Roman" w:cs="Times New Roman"/>
+        </w:rPr>
+        <w:t xml:space="preserve"> </w:t>
+      </w:r>
+      <w:r>
+        <w:rPr>
+          <w:rFonts w:hint="eastAsia" w:ascii="Times New Roman" w:hAnsi="Times New Roman" w:eastAsia="FangSong" w:cs="Times New Roman"/>
+        </w:rPr>
+        <w:t xml:space="preserve">和</w:t>
+      </w:r>
+      <w:r>
+        <w:rPr>
+          <w:rFonts w:ascii="Times New Roman" w:hAnsi="Times New Roman" w:eastAsia="Times New Roman" w:cs="Times New Roman"/>
+        </w:rPr>
+        <w:t xml:space="preserve"> C</w:t>
+      </w:r>
+      <w:r>
+        <w:rPr>
+          <w:rFonts w:ascii="Times New Roman" w:hAnsi="Times New Roman" w:eastAsia="Times New Roman" w:cs="Times New Roman"/>
+          <w:vertAlign w:val="subscript"/>
+        </w:rPr>
+        <w:t>3</w:t>
+      </w:r>
+      <w:r>
+        <w:rPr>
+          <w:rFonts w:ascii="Times New Roman" w:hAnsi="Times New Roman" w:eastAsia="Times New Roman" w:cs="Times New Roman"/>
+        </w:rPr>
+        <w:t xml:space="preserve"> </w:t>
+      </w:r>
+      <w:r>
+        <w:rPr>
+          <w:rFonts w:hint="eastAsia" w:ascii="Times New Roman" w:hAnsi="Times New Roman" w:eastAsia="FangSong" w:cs="Times New Roman"/>
+        </w:rPr>
+        <w:t>的任何有机化合物</w:t>
+      </w:r>
+      <w:r>
+        <w:rPr>
+          <w:rFonts w:hint="eastAsia" w:ascii="Times New Roman" w:hAnsi="Times New Roman" w:eastAsia="Times New Roman" w:cs="Times New Roman"/>
+        </w:rPr>
+        <w:t>）</w:t>
+      </w:r>
+      <w:r>
+        <w:rPr>
+          <w:rFonts w:hint="eastAsia" w:ascii="Times New Roman" w:hAnsi="Times New Roman" w:eastAsia="FangSong" w:cs="Times New Roman"/>
+        </w:rPr>
+        <w:t>分别制备它们</w:t>
+      </w:r>
+      <w:r>
+        <w:rPr>
+          <w:rFonts w:hint="eastAsia" w:ascii="Times New Roman" w:hAnsi="Times New Roman" w:eastAsia="Times New Roman" w:cs="Times New Roman"/>
+        </w:rPr>
+        <w:t>。</w:t>
+      </w:r>
+    </w:p>
+    <w:p>
+      <w:pPr>
+        <w:spacing w:before="160" w:after="80"/>
+      </w:pPr>
+      <w:r>
+        <w:pict>
+          <v:rect style="width:0;height:1.5pt" o:hralign="center" o:hrstd="t" o:hr="t"/>
+        </w:pict>
+      </w:r>
+    </w:p>
+    <w:bookmarkEnd w:id="33"/>
+    <w:bookmarkEnd w:id="34"/>
     <w:sectPr>
       <w:footerReference w:type="default" r:id="rId9"/>
       <w:headerReference w:type="default" r:id="rId11"/>
